--- a/Nitya_Laptop/MB Section/6- RTC Section/3- SUSCLK & PM_RSMRST.docx
+++ b/Nitya_Laptop/MB Section/6- RTC Section/3- SUSCLK & PM_RSMRST.docx
@@ -699,12 +699,14 @@
           <w:rFonts w:ascii="Courier New" w:hAnsi="Courier New" w:cs="Courier New"/>
           <w:b/>
           <w:bCs/>
+          <w:highlight w:val="yellow"/>
         </w:rPr>
         <w:t>Adapter Connected</w:t>
       </w:r>
       <w:r>
         <w:rPr>
           <w:rFonts w:ascii="Courier New" w:hAnsi="Courier New" w:cs="Courier New"/>
+          <w:highlight w:val="yellow"/>
         </w:rPr>
         <w:br/>
         <w:t>│</w:t>
@@ -712,6 +714,7 @@
       <w:r>
         <w:rPr>
           <w:rFonts w:ascii="Courier New" w:hAnsi="Courier New" w:cs="Courier New"/>
+          <w:highlight w:val="yellow"/>
         </w:rPr>
         <w:br/>
         <w:t>▼</w:t>
@@ -719,6 +722,7 @@
       <w:r>
         <w:rPr>
           <w:rFonts w:ascii="Courier New" w:hAnsi="Courier New" w:cs="Courier New"/>
+          <w:highlight w:val="yellow"/>
         </w:rPr>
         <w:br/>
       </w:r>
@@ -727,12 +731,14 @@
           <w:rFonts w:ascii="Courier New" w:hAnsi="Courier New" w:cs="Courier New"/>
           <w:b/>
           <w:bCs/>
+          <w:highlight w:val="yellow"/>
         </w:rPr>
         <w:t>+3VALW / LDO</w:t>
       </w:r>
       <w:r>
         <w:rPr>
           <w:rFonts w:ascii="Courier New" w:hAnsi="Courier New" w:cs="Courier New"/>
+          <w:highlight w:val="yellow"/>
         </w:rPr>
         <w:br/>
         <w:t>│</w:t>
@@ -740,6 +746,7 @@
       <w:r>
         <w:rPr>
           <w:rFonts w:ascii="Courier New" w:hAnsi="Courier New" w:cs="Courier New"/>
+          <w:highlight w:val="yellow"/>
         </w:rPr>
         <w:br/>
         <w:t>▼</w:t>
@@ -747,6 +754,7 @@
       <w:r>
         <w:rPr>
           <w:rFonts w:ascii="Courier New" w:hAnsi="Courier New" w:cs="Courier New"/>
+          <w:highlight w:val="yellow"/>
         </w:rPr>
         <w:br/>
         <w:t>RTC_VCC</w:t>
@@ -754,6 +762,7 @@
       <w:r>
         <w:rPr>
           <w:rFonts w:ascii="Courier New" w:hAnsi="Courier New" w:cs="Courier New"/>
+          <w:highlight w:val="yellow"/>
         </w:rPr>
         <w:br/>
         <w:t>│</w:t>
@@ -761,6 +770,7 @@
       <w:r>
         <w:rPr>
           <w:rFonts w:ascii="Courier New" w:hAnsi="Courier New" w:cs="Courier New"/>
+          <w:highlight w:val="yellow"/>
         </w:rPr>
         <w:br/>
         <w:t>▼</w:t>
@@ -768,6 +778,7 @@
       <w:r>
         <w:rPr>
           <w:rFonts w:ascii="Courier New" w:hAnsi="Courier New" w:cs="Courier New"/>
+          <w:highlight w:val="yellow"/>
         </w:rPr>
         <w:br/>
         <w:t>32.768KHz Crystal</w:t>
@@ -775,6 +786,7 @@
       <w:r>
         <w:rPr>
           <w:rFonts w:ascii="Courier New" w:hAnsi="Courier New" w:cs="Courier New"/>
+          <w:highlight w:val="yellow"/>
         </w:rPr>
         <w:br/>
         <w:t>│</w:t>
@@ -782,6 +794,7 @@
       <w:r>
         <w:rPr>
           <w:rFonts w:ascii="Courier New" w:hAnsi="Courier New" w:cs="Courier New"/>
+          <w:highlight w:val="yellow"/>
         </w:rPr>
         <w:br/>
         <w:t>▼</w:t>
@@ -789,6 +802,7 @@
       <w:r>
         <w:rPr>
           <w:rFonts w:ascii="Courier New" w:hAnsi="Courier New" w:cs="Courier New"/>
+          <w:highlight w:val="yellow"/>
         </w:rPr>
         <w:br/>
         <w:t xml:space="preserve">SUS_CLK </w:t>
@@ -796,12 +810,14 @@
       <w:r>
         <w:rPr>
           <w:rFonts w:ascii="Segoe UI Emoji" w:hAnsi="Segoe UI Emoji" w:cs="Segoe UI Emoji"/>
+          <w:highlight w:val="yellow"/>
         </w:rPr>
         <w:t>✅</w:t>
       </w:r>
       <w:r>
         <w:rPr>
           <w:rFonts w:ascii="Courier New" w:hAnsi="Courier New" w:cs="Courier New"/>
+          <w:highlight w:val="yellow"/>
         </w:rPr>
         <w:br/>
         <w:t>│</w:t>
@@ -809,6 +825,7 @@
       <w:r>
         <w:rPr>
           <w:rFonts w:ascii="Courier New" w:hAnsi="Courier New" w:cs="Courier New"/>
+          <w:highlight w:val="yellow"/>
         </w:rPr>
         <w:br/>
         <w:t>▼</w:t>
@@ -816,6 +833,7 @@
       <w:r>
         <w:rPr>
           <w:rFonts w:ascii="Courier New" w:hAnsi="Courier New" w:cs="Courier New"/>
+          <w:highlight w:val="yellow"/>
         </w:rPr>
         <w:br/>
         <w:t xml:space="preserve">PM_RSMRST# </w:t>
@@ -823,12 +841,14 @@
       <w:r>
         <w:rPr>
           <w:rFonts w:ascii="Segoe UI Emoji" w:hAnsi="Segoe UI Emoji" w:cs="Segoe UI Emoji"/>
+          <w:highlight w:val="yellow"/>
         </w:rPr>
         <w:t>✅</w:t>
       </w:r>
       <w:r>
         <w:rPr>
           <w:rFonts w:ascii="Courier New" w:hAnsi="Courier New" w:cs="Courier New"/>
+          <w:highlight w:val="yellow"/>
         </w:rPr>
         <w:br/>
         <w:t>│</w:t>
@@ -836,6 +856,7 @@
       <w:r>
         <w:rPr>
           <w:rFonts w:ascii="Courier New" w:hAnsi="Courier New" w:cs="Courier New"/>
+          <w:highlight w:val="yellow"/>
         </w:rPr>
         <w:br/>
         <w:t>▼</w:t>
@@ -843,26 +864,42 @@
       <w:r>
         <w:rPr>
           <w:rFonts w:ascii="Courier New" w:hAnsi="Courier New" w:cs="Courier New"/>
-        </w:rPr>
-        <w:br/>
+          <w:highlight w:val="yellow"/>
+        </w:rPr>
+        <w:br/>
+      </w:r>
+      <w:r>
+        <w:rPr>
+          <w:rFonts w:ascii="Courier New" w:hAnsi="Courier New" w:cs="Courier New"/>
+          <w:highlight w:val="green"/>
+        </w:rPr>
         <w:t>SIO Ready</w:t>
       </w:r>
       <w:r>
         <w:rPr>
           <w:rFonts w:ascii="Courier New" w:hAnsi="Courier New" w:cs="Courier New"/>
+          <w:highlight w:val="green"/>
         </w:rPr>
         <w:t xml:space="preserve"> (EC_RST)</w:t>
       </w:r>
       <w:r>
         <w:rPr>
           <w:rFonts w:ascii="Courier New" w:hAnsi="Courier New" w:cs="Courier New"/>
-        </w:rPr>
-        <w:br/>
+          <w:highlight w:val="green"/>
+        </w:rPr>
+        <w:br/>
+      </w:r>
+      <w:r>
+        <w:rPr>
+          <w:rFonts w:ascii="Courier New" w:hAnsi="Courier New" w:cs="Courier New"/>
+          <w:highlight w:val="yellow"/>
+        </w:rPr>
         <w:t>│</w:t>
       </w:r>
       <w:r>
         <w:rPr>
           <w:rFonts w:ascii="Courier New" w:hAnsi="Courier New" w:cs="Courier New"/>
+          <w:highlight w:val="yellow"/>
         </w:rPr>
         <w:br/>
         <w:t>▼</w:t>
@@ -870,6 +907,7 @@
       <w:r>
         <w:rPr>
           <w:rFonts w:ascii="Courier New" w:hAnsi="Courier New" w:cs="Courier New"/>
+          <w:highlight w:val="yellow"/>
         </w:rPr>
         <w:br/>
         <w:t>Waiting for Power Button...</w:t>
@@ -1108,7 +1146,7 @@
       <w:pPr>
         <w:spacing w:after="0"/>
         <w:rPr>
-          <w:rFonts w:ascii="Times New Roman" w:hAnsi="Times New Roman" w:cs="Times New Roman"/>
+          <w:rFonts w:ascii="Courier New" w:hAnsi="Courier New" w:cs="Courier New"/>
         </w:rPr>
       </w:pPr>
       <w:r>
@@ -1191,34 +1229,35 @@
           <w:rFonts w:ascii="Times New Roman" w:hAnsi="Times New Roman" w:cs="Times New Roman"/>
         </w:rPr>
         <w:br/>
+      </w:r>
+      <w:r>
+        <w:rPr>
+          <w:rFonts w:ascii="Courier New" w:hAnsi="Courier New" w:cs="Courier New"/>
+        </w:rPr>
         <w:t>Power Button Press</w:t>
       </w:r>
       <w:r>
         <w:rPr>
-          <w:rFonts w:ascii="Times New Roman" w:hAnsi="Times New Roman" w:cs="Times New Roman"/>
-        </w:rPr>
-        <w:br/>
-      </w:r>
-      <w:r>
-        <w:rPr>
-          <w:rFonts w:ascii="Times New Roman" w:hAnsi="Times New Roman" w:cs="Times New Roman"/>
+          <w:rFonts w:ascii="Courier New" w:hAnsi="Courier New" w:cs="Courier New"/>
         </w:rPr>
         <w:br/>
         <w:t>↓</w:t>
       </w:r>
       <w:r>
         <w:rPr>
-          <w:rFonts w:ascii="Times New Roman" w:hAnsi="Times New Roman" w:cs="Times New Roman"/>
-        </w:rPr>
-        <w:br/>
-      </w:r>
-      <w:r>
-        <w:rPr>
-          <w:rFonts w:ascii="Times New Roman" w:hAnsi="Times New Roman" w:cs="Times New Roman"/>
+          <w:rFonts w:ascii="Courier New" w:hAnsi="Courier New" w:cs="Courier New"/>
         </w:rPr>
         <w:br/>
         <w:t>Koi Response Nahi</w:t>
       </w:r>
+    </w:p>
+    <w:p>
+      <w:pPr>
+        <w:spacing w:after="0"/>
+        <w:rPr>
+          <w:rFonts w:ascii="Times New Roman" w:hAnsi="Times New Roman" w:cs="Times New Roman"/>
+        </w:rPr>
+      </w:pPr>
     </w:p>
     <w:p>
       <w:pPr>
@@ -2957,6 +2996,7 @@
   <w:style w:type="character" w:default="1" w:styleId="DefaultParagraphFont">
     <w:name w:val="Default Paragraph Font"/>
     <w:uiPriority w:val="1"/>
+    <w:semiHidden/>
     <w:unhideWhenUsed/>
   </w:style>
   <w:style w:type="table" w:default="1" w:styleId="TableNormal">
